--- a/robot-arm-curriculum/worksheets/로봇팔_12차시_학습활동지_개선판.docx
+++ b/robot-arm-curriculum/worksheets/로봇팔_12차시_학습활동지_개선판.docx
@@ -305,6 +305,16 @@
           <w:sz w:val="18"/>
         </w:rPr>
         <w:t>※ 차시별로 한 장씩 배부하여 사용하고, 11~12차시에는 최종 보고서·자기평가표를 함께 제출한다.</w:t>
+      </w:r>
+    </w:p>
+    <w:p>
+      <w:r>
+        <w:rPr>
+          <w:i/>
+          <w:color w:val="808080"/>
+          <w:sz w:val="18"/>
+        </w:rPr>
+        <w:t>※ 하드웨어 기준: 그리퍼(6번) 열림 0° / 닫힘 90°, 1~5번 서보 중심 90°(0~180°). 조이스틱 SW핀에 버튼을 추가(디지털 7번 + GND)하여 자동 실행에 사용한다.</w:t>
       </w:r>
     </w:p>
     <w:p>
@@ -3817,7 +3827,7 @@
               <w:rPr>
                 <w:sz w:val="21"/>
               </w:rPr>
-              <w:t>깨지기 쉬운 화물 운반 — 마시멜로/종이컵을 터뜨리지 않고 옮겨라! 가장 적은 힘으로 집은 팀 승!</w:t>
+              <w:t>깨지기 쉬운 화물 운반 — 마시멜로/종이컵을 터뜨리지 않고 옮겨라! (그리퍼: 열림 0° / 닫힘 90°) 가장 적은 힘으로 집은 팀 승!</w:t>
             </w:r>
           </w:p>
         </w:tc>
@@ -7789,7 +7799,7 @@
               <w:rPr>
                 <w:sz w:val="21"/>
               </w:rPr>
-              <w:t>원클릭 공장 — 시리얼에 '1'을 입력(또는 버튼)하면 집기→옮기기→놓기가 자동으로! 10번 중 몇 번 성공하나?</w:t>
+              <w:t>원클릭 공장 — 버튼(조이스틱 SW, 디지털 7번)을 누르면 집기→옮기기→놓기가 자동으로! 10번 중 몇 번 성공하나? (시리얼 '1'로도 실행 가능)</w:t>
             </w:r>
           </w:p>
         </w:tc>
